--- a/02_Word規程ドラフト_ASCIIファイル名/24_intellectual_property_management_rules_draft.docx
+++ b/02_Word規程ドラフト_ASCIIファイル名/24_intellectual_property_management_rules_draft.docx
@@ -170,7 +170,7 @@
           <w:b w:val="0"/>
           <w:i w:val="0"/>
         </w:rPr>
-        <w:t>本規程における知的財産等とは、特許権、実用新案権、意匠権、商標権、著作権、営業秘密、ノウハウ、データ、ソースコード、設計資料、教材、研修資料、プロンプト、AIモデル、AI出力物、SaaS、ローカルLLM、Webサイト、ブランド、ドメインその他事業上価値を有する無形資産をいう。</w:t>
+        <w:t>本規程における知的財産等とは、特許権、実用新案権、意匠権、商標権、著作権、営業秘密、ノウハウ、データ、ソースコード、設計資料、教材、研修資料、プロンプト、AIモデル、AI出力物、SaaS、Webサイト、ブランド、ドメインその他事業上価値を有する無形資産をいう。</w:t>
       </w:r>
     </w:p>
     <w:p>
@@ -735,7 +735,7 @@
           <w:b w:val="0"/>
           <w:i w:val="0"/>
         </w:rPr>
-        <w:t>知的財産等を含む契約は、塚原による契約内容の確認を経たうえで、代表取締役社長が最終押印又は電子署名を行う。</w:t>
+        <w:t>知的財産等を含む契約は、管理部が主管し、必要に応じて塚原（業務委託）による契約内容の確認支援を経たうえで、代表取締役社長が最終押印又は電子署名を行う。</w:t>
       </w:r>
     </w:p>
     <w:p>
@@ -1117,7 +1117,7 @@
           <w:b w:val="0"/>
           <w:i w:val="0"/>
         </w:rPr>
-        <w:t>AI研修、AI伴走、AI受託開発、SaaS、ローカルLLM等があるため、知的財産、営業秘密、データ、AI成果物、ソースコード管理が重要。</w:t>
+        <w:t>AI研修、AI伴走、AI受託開発、SaaS等があるため、知的財産、営業秘密、データ、AI成果物、ソースコード管理が重要。</w:t>
       </w:r>
     </w:p>
     <w:p>
